--- a/plugins/fire-service/skills/eptz/assets/eptz_template.docx
+++ b/plugins/fire-service/skills/eptz/assets/eptz_template.docx
@@ -131,7 +131,6 @@
         <w:spacing w:line="320" w:lineRule="exact"/>
         <w:rPr>
           <w:rFonts w:cs="Times New Roman"/>
-          <w:b w:val="0"/>
           <w:noProof w:val="0"/>
           <w:sz w:val="36"/>
           <w:szCs w:val="36"/>
@@ -141,7 +140,6 @@
       <w:r>
         <w:rPr>
           <w:rFonts w:cs="Times New Roman"/>
-          <w:b w:val="0"/>
           <w:noProof w:val="0"/>
           <w:sz w:val="36"/>
           <w:szCs w:val="36"/>
@@ -1374,7 +1372,6 @@
         <w:spacing w:line="320" w:lineRule="exact"/>
         <w:rPr>
           <w:rFonts w:cs="Times New Roman"/>
-          <w:b w:val="0"/>
           <w:noProof w:val="0"/>
           <w:sz w:val="24"/>
           <w:szCs w:val="24"/>
@@ -1396,7 +1393,6 @@
         <w:spacing w:line="320" w:lineRule="exact"/>
         <w:rPr>
           <w:rFonts w:cs="Times New Roman"/>
-          <w:b w:val="0"/>
           <w:noProof w:val="0"/>
           <w:sz w:val="24"/>
           <w:szCs w:val="24"/>
@@ -1406,7 +1402,6 @@
       <w:r>
         <w:rPr>
           <w:rFonts w:cs="Times New Roman"/>
-          <w:b w:val="0"/>
           <w:noProof w:val="0"/>
           <w:sz w:val="24"/>
           <w:szCs w:val="24"/>
@@ -3033,7 +3028,6 @@
       </w:pPr>
       <w:rPr>
         <w:rFonts w:ascii="Arial" w:hAnsi="Arial" w:hint="default"/>
-        <w:b w:val="0"/>
         <w:i w:val="0"/>
         <w:sz w:val="24"/>
         <w:u w:val="none"/>
@@ -3901,7 +3895,6 @@
       </w:pPr>
       <w:rPr>
         <w:rFonts w:ascii="Arial" w:hAnsi="Arial" w:hint="default"/>
-        <w:b w:val="0"/>
         <w:i w:val="0"/>
         <w:sz w:val="24"/>
         <w:u w:val="none"/>
@@ -4063,7 +4056,6 @@
       </w:pPr>
       <w:rPr>
         <w:rFonts w:ascii="Arial" w:hAnsi="Arial" w:hint="default"/>
-        <w:b w:val="0"/>
         <w:i w:val="0"/>
         <w:sz w:val="24"/>
         <w:u w:val="none"/>
@@ -4225,7 +4217,6 @@
       </w:pPr>
       <w:rPr>
         <w:rFonts w:ascii="Arial" w:hAnsi="Arial" w:hint="default"/>
-        <w:b w:val="0"/>
         <w:i w:val="0"/>
         <w:sz w:val="24"/>
         <w:u w:val="none"/>
@@ -4247,7 +4238,6 @@
       </w:pPr>
       <w:rPr>
         <w:rFonts w:ascii="Arial" w:hAnsi="Arial" w:hint="default"/>
-        <w:b w:val="0"/>
         <w:i w:val="0"/>
         <w:sz w:val="24"/>
         <w:u w:val="none"/>
@@ -4638,7 +4628,6 @@
       </w:pPr>
       <w:rPr>
         <w:rFonts w:ascii="Arial" w:hAnsi="Arial" w:hint="default"/>
-        <w:b w:val="0"/>
         <w:i w:val="0"/>
         <w:sz w:val="24"/>
         <w:u w:val="none"/>
@@ -6626,7 +6615,6 @@
       </w:pPr>
       <w:rPr>
         <w:rFonts w:ascii="Arial" w:hAnsi="Arial" w:hint="default"/>
-        <w:b w:val="0"/>
         <w:i w:val="0"/>
         <w:sz w:val="24"/>
         <w:u w:val="none"/>
@@ -7104,8 +7092,6 @@
     </w:pPr>
     <w:rPr>
       <w:rFonts w:ascii="TmsCyr" w:hAnsi="TmsCyr"/>
-      <w:b/>
-      <w:bCs/>
       <w:lang w:val="bg-BG"/>
     </w:rPr>
   </w:style>
@@ -7121,8 +7107,6 @@
     </w:pPr>
     <w:rPr>
       <w:rFonts w:cs="Arial"/>
-      <w:b/>
-      <w:bCs/>
     </w:rPr>
   </w:style>
   <w:style w:type="paragraph" w:styleId="Heading3">
@@ -7138,8 +7122,6 @@
     </w:pPr>
     <w:rPr>
       <w:rFonts w:cs="Arial"/>
-      <w:b/>
-      <w:bCs/>
       <w:u w:val="single"/>
     </w:rPr>
   </w:style>
@@ -7171,8 +7153,6 @@
     </w:pPr>
     <w:rPr>
       <w:rFonts w:cs="Arial"/>
-      <w:b/>
-      <w:bCs/>
       <w:sz w:val="32"/>
     </w:rPr>
   </w:style>
@@ -7188,7 +7168,6 @@
       <w:outlineLvl w:val="5"/>
     </w:pPr>
     <w:rPr>
-      <w:b/>
       <w:lang w:val="bg-BG"/>
     </w:rPr>
   </w:style>
@@ -7243,8 +7222,6 @@
     </w:pPr>
     <w:rPr>
       <w:rFonts w:cs="Arial"/>
-      <w:b/>
-      <w:bCs/>
       <w:u w:val="single"/>
       <w:lang w:val="bg-BG"/>
     </w:rPr>
@@ -7258,8 +7235,6 @@
     </w:pPr>
     <w:rPr>
       <w:rFonts w:ascii="Arial Narrow" w:hAnsi="Arial Narrow"/>
-      <w:b/>
-      <w:bCs/>
       <w:noProof w:val="0"/>
       <w:sz w:val="28"/>
       <w:szCs w:val="24"/>
@@ -7327,7 +7302,6 @@
       <w:jc w:val="center"/>
     </w:pPr>
     <w:rPr>
-      <w:b/>
       <w:noProof w:val="0"/>
       <w:sz w:val="32"/>
       <w:lang w:val="bg-BG"/>
@@ -7563,8 +7537,6 @@
     <w:rsid w:val="00706490"/>
     <w:rPr>
       <w:rFonts w:ascii="Arial" w:hAnsi="Arial" w:cs="Arial"/>
-      <w:b/>
-      <w:bCs/>
       <w:noProof/>
       <w:sz w:val="24"/>
       <w:u w:val="single"/>

--- a/plugins/fire-service/skills/eptz/assets/eptz_template.docx
+++ b/plugins/fire-service/skills/eptz/assets/eptz_template.docx
@@ -4,15 +4,15 @@
   <w:body>
     <w:tbl>
       <w:tblPr>
-        <w:tblpPr w:leftFromText="141" w:rightFromText="141" w:vertAnchor="text" w:horzAnchor="margin" w:tblpY="2"/>
-        <w:tblW w:w="5101" w:type="pct"/>
+        <w:tblpPr w:leftFromText="141" w:rightFromText="141" w:vertAnchor="text" w:horzAnchor="margin" w:tblpY="2" w:tblpXSpec="center"/>
+        <w:tblW w:w="10188" w:type="dxa"/>
         <w:tblBorders>
           <w:bottom w:val="single" w:sz="4" w:space="0" w:color="auto"/>
         </w:tblBorders>
         <w:tblLook w:val="01E0" w:firstRow="1" w:lastRow="1" w:firstColumn="1" w:lastColumn="1" w:noHBand="0" w:noVBand="0"/>
       </w:tblPr>
       <w:tblGrid>
-        <w:gridCol w:w="10064"/>
+        <w:gridCol w:w="10188"/>
       </w:tblGrid>
       <w:tr>
         <w:trPr>
@@ -20,7 +20,7 @@
         </w:trPr>
         <w:tc>
           <w:tcPr>
-            <w:tcW w:w="5000" w:type="pct"/>
+            <w:tcW w:w="10188" w:type="dxa"/>
             <w:shd w:val="clear" w:color="auto" w:fill="auto"/>
           </w:tcPr>
           <w:p>
@@ -35,8 +35,8 @@
               <w:rPr>
                 <w:noProof w:val="0"/>
                 <w:spacing w:val="32"/>
-                <w:sz w:val="32"/>
-                <w:szCs w:val="32"/>
+                <w:sz w:val="28"/>
+                <w:szCs w:val="28"/>
                 <w:lang w:val="bg-BG" w:eastAsia="bg-BG"/>
               </w:rPr>
             </w:pPr>
@@ -44,8 +44,8 @@
               <w:rPr>
                 <w:noProof w:val="0"/>
                 <w:spacing w:val="32"/>
-                <w:sz w:val="32"/>
-                <w:szCs w:val="32"/>
+                <w:sz w:val="28"/>
+                <w:szCs w:val="28"/>
                 <w:lang w:val="bg-BG" w:eastAsia="bg-BG"/>
               </w:rPr>
               <w:t>МИНИСТЕРСТВО НА ВЪТРЕШНИТЕ РАБОТИ</w:t>
@@ -98,8 +98,8 @@
                 <w:noProof w:val="0"/>
                 <w:color w:val="000000"/>
                 <w:spacing w:val="-16"/>
-                <w:sz w:val="28"/>
-                <w:szCs w:val="28"/>
+                <w:sz w:val="24"/>
+                <w:szCs w:val="24"/>
                 <w:lang w:val="bg-BG"/>
               </w:rPr>
             </w:pPr>
@@ -108,11 +108,11 @@
                 <w:noProof w:val="0"/>
                 <w:color w:val="000000"/>
                 <w:spacing w:val="-16"/>
-                <w:sz w:val="28"/>
-                <w:szCs w:val="28"/>
+                <w:sz w:val="24"/>
+                <w:szCs w:val="24"/>
                 <w:lang w:val="bg-BG" w:eastAsia="bg-BG"/>
               </w:rPr>
-              <w:t xml:space="preserve">РЕГИОНАЛНА ДИРЕКЦИЯ „ПБЗН” – ПЛЕВЕН </w:t>
+              <w:t xml:space="preserve">РЕГИОНАЛНА ДИРЕКЦИЯ „ПОЖАРНА БЕЗОПАСНОСТ И ЗАЩИТА НА НАСЕЛЕНИЕТО” – ПЛЕВЕН</w:t>
             </w:r>
           </w:p>
         </w:tc>

--- a/plugins/fire-service/skills/eptz/assets/eptz_template.docx
+++ b/plugins/fire-service/skills/eptz/assets/eptz_template.docx
@@ -174,7 +174,7 @@
         <w:jc w:val="both"/>
       </w:pPr>
       <w:r>
-        <w:t xml:space="preserve">За проведена СЪДЕБНА ПОЖАРО-ТЕХНИЧЕСКА ЕКСПЕРТИЗА по ЗМ № 428/2025 по описа на Първо РУ – Плевен и ДП № 5715/2025 по описа на РП – Плевен, назначена с постановление № 1772р-14882 от 03.09.2026 г. на Цветан Каменов – старши разследващ полицай в Първо РУ – Плевен при ОД на МВР – Плевен.</w:t>
+        <w:t xml:space="preserve">За проведена СЪДЕБНА ПОЖАРО-ТЕХНИЧЕСКА ЕКСПЕРТИЗА по ЗМ № [номер] по описа на [РУ] и ДП № [номер] по описа на [прокуратура], назначена с постановление № [номер] от [дата] на [разследващ орган].</w:t>
       </w:r>
     </w:p>
     <w:p>
@@ -517,7 +517,7 @@
         <w:jc w:val="both"/>
       </w:pPr>
       <w:r>
-        <w:t xml:space="preserve">Постановление № 1772р-14882 от 03.09.2026 г. за назначаване на СЪДЕБНА ПОЖАРО-ТЕХНИЧЕСКА ЕКСПЕРТИЗА на Цветан Каменов – старши разследващ полицай в Първо РУ – Плевен при ОД на МВР – Плевен във връзка със ЗМ № 428/2025 по описа на Първо РУ – Плевен и ДП № 5715/2025 по описа на РП – Плевен.</w:t>
+        <w:t xml:space="preserve">[Постановление № … от … за назначаване на СЪДЕБНА ПОЖАРО-ТЕХНИЧЕСКА ЕКСПЕРТИЗА на … във връзка със ЗМ № … и ДП № …]</w:t>
       </w:r>
     </w:p>
     <w:p>
@@ -546,7 +546,7 @@
         <w:jc w:val="both"/>
       </w:pPr>
       <w:r>
-        <w:t xml:space="preserve">Материали по ЗМ № 428/2025 г. по описа на Първо РУ – Плевен и ДП № 5715/2025 г. по описа на РП – Плевен, в т.ч. телефонограма № 133/22.07.2025 г., справка по чл. 20, ал. 3 от Правилата за дейността на ГДПБЗН – МВР, докладни записки, протоколи за разпит на свидетели и протокол за извършена фоноскопна експертиза № 115/2025 г. на БНТЛ при ОДМВР – Плевен.</w:t>
+        <w:t xml:space="preserve">[Материали по ДП № … по описа на … и ЗМ № … г. по описа на …]</w:t>
       </w:r>
     </w:p>
     <w:p>
@@ -575,27 +575,7 @@
         <w:jc w:val="both"/>
       </w:pPr>
       <w:r>
-        <w:t xml:space="preserve">На 22.07.2025 г. в двора на имот на ул. „Стара планина“ № 6, с. Буковлък, общ. Плевен, граничещ с имота на ул. „Трети март“ № 23, възниква пожар. В двора са разположени паянтови селскостопански постройки (хамбари и бараки), в които се съхраняват сено, покъщнина и отпадъчни дъски, като в едната са вързани три коня. На открито до постройките са складирани 8 рула слама, около 10 бали люцерна и около 10 m³ дърва за огрев. Около бараките има суха тревна растителност и разпръснати счупени стъкла от буркани. По данни на собствениците в постройките няма електрическа инсталация.</w:t>
-      </w:r>
-    </w:p>
-    <w:p>
-      <w:pPr>
-        <w:spacing w:line="320" w:lineRule="exact"/>
-        <w:ind w:firstLine="851"/>
-        <w:jc w:val="both"/>
-      </w:pPr>
-      <w:r>
-        <w:t xml:space="preserve">Първото обаждане на тел. 112 е регистрирано в 10:58:14 ч. Сигнализиращият съобщава, че първоначално гори суха трева в двора, след което огънят се прехвърля върху постройките. Екипът на У ПБЗН – Сторгозия пристига в 11:10 ч. и заварва горене на площ около 100 m². Гасенето започва в 11:11 ч. с подкрепление от още два пожарни автомобила. Пожарът е локализиран в 12:40 ч. и ликвидиран в 13:05 ч. на площ 150 m².</w:t>
-      </w:r>
-    </w:p>
-    <w:p>
-      <w:pPr>
-        <w:spacing w:line="320" w:lineRule="exact"/>
-        <w:ind w:firstLine="851"/>
-        <w:jc w:val="both"/>
-      </w:pPr>
-      <w:r>
-        <w:t xml:space="preserve">Унищожени са две селскостопански постройки с имуществото в тях, около 10 m³ дърва, неизползван лек автомобил, един кон и едно куче. Засегнати са и стопанските постройки на ул. „Трети март“ № 23. Спасени са 2 сгради и 10 животни. Оглед на местопроизшествието не е извършван.</w:t>
+        <w:t xml:space="preserve">[Обстоятелства по делото]</w:t>
       </w:r>
     </w:p>
     <w:p>
@@ -624,77 +604,7 @@
         <w:jc w:val="both"/>
       </w:pPr>
       <w:r>
-        <w:t xml:space="preserve">1. Каква е непосредствената причина за възникване на пожара от 22.07.2025 г. в с. Буковлък, ул. „Трети март“ № 23, около 11:05 ч.?</w:t>
-      </w:r>
-    </w:p>
-    <w:p>
-      <w:pPr>
-        <w:spacing w:line="320" w:lineRule="exact"/>
-        <w:ind w:firstLine="851"/>
-        <w:jc w:val="both"/>
-      </w:pPr>
-      <w:r>
-        <w:t xml:space="preserve">2. Какви обстоятелства са способствали възникването и разпространението на пожара?</w:t>
-      </w:r>
-    </w:p>
-    <w:p>
-      <w:pPr>
-        <w:spacing w:line="320" w:lineRule="exact"/>
-        <w:ind w:firstLine="851"/>
-        <w:jc w:val="both"/>
-      </w:pPr>
-      <w:r>
-        <w:t xml:space="preserve">3. Как е предизвикан пожарът?</w:t>
-      </w:r>
-    </w:p>
-    <w:p>
-      <w:pPr>
-        <w:spacing w:line="320" w:lineRule="exact"/>
-        <w:ind w:firstLine="851"/>
-        <w:jc w:val="both"/>
-      </w:pPr>
-      <w:r>
-        <w:t xml:space="preserve">4. Къде се е намирало ядрото на пожара?</w:t>
-      </w:r>
-    </w:p>
-    <w:p>
-      <w:pPr>
-        <w:spacing w:line="320" w:lineRule="exact"/>
-        <w:ind w:firstLine="851"/>
-        <w:jc w:val="both"/>
-      </w:pPr>
-      <w:r>
-        <w:t xml:space="preserve">5. На кое място първоначално е възникнал пожарът и как се е разпространил спрямо околната обстановка, обхванал ли е обработваеми земи, ниви с насаждения, стърнища, сгради?</w:t>
-      </w:r>
-    </w:p>
-    <w:p>
-      <w:pPr>
-        <w:spacing w:line="320" w:lineRule="exact"/>
-        <w:ind w:firstLine="851"/>
-        <w:jc w:val="both"/>
-      </w:pPr>
-      <w:r>
-        <w:t xml:space="preserve">6. Каква е била продължителността на пожара?</w:t>
-      </w:r>
-    </w:p>
-    <w:p>
-      <w:pPr>
-        <w:spacing w:line="320" w:lineRule="exact"/>
-        <w:ind w:firstLine="851"/>
-        <w:jc w:val="both"/>
-      </w:pPr>
-      <w:r>
-        <w:t xml:space="preserve">7. Съществувала ли е реална опасност от разпространение на пожара върху съседни сгради?</w:t>
-      </w:r>
-    </w:p>
-    <w:p>
-      <w:pPr>
-        <w:spacing w:line="320" w:lineRule="exact"/>
-        <w:ind w:firstLine="851"/>
-        <w:jc w:val="both"/>
-      </w:pPr>
-      <w:r>
-        <w:t xml:space="preserve">8. Вещото лице да отговори и на други въпроси, възникнали в хода на изготвянето на експертното заключение.</w:t>
+        <w:t xml:space="preserve">[Въпроси към експерта]</w:t>
       </w:r>
     </w:p>
     <w:p>
@@ -735,7 +645,7 @@
         <w:jc w:val="both"/>
       </w:pPr>
       <w:r>
-        <w:t xml:space="preserve">След запознаването с предоставените материали могат да бъдат изградени и разгледани следните версии:</w:t>
+        <w:t xml:space="preserve">[Изследване и отговор]</w:t>
       </w:r>
     </w:p>
     <w:p>
@@ -744,492 +654,6 @@
         <w:ind w:firstLine="851"/>
         <w:jc w:val="both"/>
       </w:pPr>
-      <w:r>
-        <w:t xml:space="preserve">А). Умишлени действия.</w:t>
-      </w:r>
-    </w:p>
-    <w:p>
-      <w:pPr>
-        <w:spacing w:line="320" w:lineRule="exact"/>
-        <w:ind w:firstLine="851"/>
-        <w:jc w:val="both"/>
-      </w:pPr>
-      <w:r>
-        <w:t xml:space="preserve">Палежът предполага външен източник на запалване с висока мощност или запалителна течност, които оставят характерни следи: множество изолирани огнища, остатъци от ускорители, нетипично бързо обхващане на отдалечени зони. В материалите няма данни за такива признаци. Горенето е започнало от единично място в сухата трева и се е разпространило последователно, по начин, напълно обясним с горимото натоварване и времето. Поради липсата на оглед версията не може да бъде изключена категорично, но не се подкрепя от доказателствата.</w:t>
-      </w:r>
-    </w:p>
-    <w:p>
-      <w:pPr>
-        <w:spacing w:line="320" w:lineRule="exact"/>
-        <w:ind w:firstLine="851"/>
-        <w:jc w:val="both"/>
-      </w:pPr>
-      <w:r>
-        <w:t xml:space="preserve">Б). Късо съединение.</w:t>
-      </w:r>
-    </w:p>
-    <w:p>
-      <w:pPr>
-        <w:spacing w:line="320" w:lineRule="exact"/>
-        <w:ind w:firstLine="851"/>
-        <w:jc w:val="both"/>
-      </w:pPr>
-      <w:r>
-        <w:t xml:space="preserve">Късото съединение предполага проводник под напрежение с нарушена изолация, а огнището е в зоната на електроинсталацията, обикновено в постройка. Собствениците заявяват, че в постройките няма електроинсталация, а началното горене е регистрирано на открито, в тревата. Версията отпада.</w:t>
-      </w:r>
-    </w:p>
-    <w:p>
-      <w:pPr>
-        <w:spacing w:line="320" w:lineRule="exact"/>
-        <w:ind w:firstLine="851"/>
-        <w:jc w:val="both"/>
-      </w:pPr>
-      <w:r>
-        <w:t xml:space="preserve">В). Действие на природни сили.</w:t>
-      </w:r>
-    </w:p>
-    <w:p>
-      <w:pPr>
-        <w:spacing w:line="320" w:lineRule="exact"/>
-        <w:ind w:firstLine="851"/>
-        <w:jc w:val="both"/>
-      </w:pPr>
-      <w:r>
-        <w:t xml:space="preserve">По ретроспективни метеорологични данни (реанализ) към 10:00–11:00 ч. времето е ясно, без облачност и гръмотевична дейност, при температура около 30–32 °C и вятър 4–4,5 m/s. Мълния е физически невъзможна. Версията отпада.</w:t>
-      </w:r>
-    </w:p>
-    <w:p>
-      <w:pPr>
-        <w:spacing w:line="320" w:lineRule="exact"/>
-        <w:ind w:firstLine="851"/>
-        <w:jc w:val="both"/>
-      </w:pPr>
-      <w:r>
-        <w:t xml:space="preserve">Г). Самозапалване.</w:t>
-      </w:r>
-    </w:p>
-    <w:p>
-      <w:pPr>
-        <w:spacing w:line="320" w:lineRule="exact"/>
-        <w:ind w:firstLine="851"/>
-        <w:jc w:val="both"/>
-      </w:pPr>
-      <w:r>
-        <w:t xml:space="preserve">Микробиологичното самозапалване на сено и слама изисква влажност над 16 %, съхранение 10–30 денонощия и купа с размери поне 2×2×2 m, като огнището е в дълбочината на масива. Тук началното горене е в тревата на открито, а сеното и сламата са обхванати вторично. Няма данни и за предшестващо самонагряване. Версията отпада.</w:t>
-      </w:r>
-    </w:p>
-    <w:p>
-      <w:pPr>
-        <w:spacing w:line="320" w:lineRule="exact"/>
-        <w:ind w:firstLine="851"/>
-        <w:jc w:val="both"/>
-      </w:pPr>
-      <w:r>
-        <w:t xml:space="preserve">Д). Запалване на суха тревна растителност от външен топлинен източник с ниска мощност.</w:t>
-      </w:r>
-    </w:p>
-    <w:p>
-      <w:pPr>
-        <w:spacing w:line="320" w:lineRule="exact"/>
-        <w:ind w:firstLine="851"/>
-        <w:jc w:val="both"/>
-      </w:pPr>
-      <w:r>
-        <w:t xml:space="preserve">Тази версия се подкрепя от следните обстоятелства:</w:t>
-      </w:r>
-    </w:p>
-    <w:p>
-      <w:pPr>
-        <w:spacing w:line="320" w:lineRule="exact"/>
-        <w:ind w:firstLine="851"/>
-        <w:jc w:val="both"/>
-      </w:pPr>
-      <w:r>
-        <w:t xml:space="preserve">– първият сигнализиращ на 112 описва начално горене на суха трева в двора;</w:t>
-      </w:r>
-    </w:p>
-    <w:p>
-      <w:pPr>
-        <w:spacing w:line="320" w:lineRule="exact"/>
-        <w:ind w:firstLine="851"/>
-        <w:jc w:val="both"/>
-      </w:pPr>
-      <w:r>
-        <w:t xml:space="preserve">– пет последователни дни без валежи при температури 32–37 °C, като сухата трева е с влагосъдържание ориентировъчно под 10 %;</w:t>
-      </w:r>
-    </w:p>
-    <w:p>
-      <w:pPr>
-        <w:spacing w:line="320" w:lineRule="exact"/>
-        <w:ind w:firstLine="851"/>
-        <w:jc w:val="both"/>
-      </w:pPr>
-      <w:r>
-        <w:t xml:space="preserve">– ясно небе и интензивна пряка слънчева радиация, ориентировъчно 410–560 W/m²;</w:t>
-      </w:r>
-    </w:p>
-    <w:p>
-      <w:pPr>
-        <w:spacing w:line="320" w:lineRule="exact"/>
-        <w:ind w:firstLine="851"/>
-        <w:jc w:val="both"/>
-      </w:pPr>
-      <w:r>
-        <w:t xml:space="preserve">– разпръснати счупени стъкла до рулата слама;</w:t>
-      </w:r>
-    </w:p>
-    <w:p>
-      <w:pPr>
-        <w:spacing w:line="320" w:lineRule="exact"/>
-        <w:ind w:firstLine="851"/>
-        <w:jc w:val="both"/>
-      </w:pPr>
-      <w:r>
-        <w:t xml:space="preserve">– непрекъснато горимо натоварване от трева, слама, дърва и дървени постройки.</w:t>
-      </w:r>
-    </w:p>
-    <w:p>
-      <w:pPr>
-        <w:spacing w:line="320" w:lineRule="exact"/>
-        <w:ind w:firstLine="851"/>
-        <w:jc w:val="both"/>
-      </w:pPr>
-      <w:r>
-        <w:t xml:space="preserve">Сухата трева е фин целулозен материал с ниска топлинна инерция и температура на възпламеняване ориентировъчно 250–300 °C. Затова се запалва от източници с малка мощност: тлеещ фас, клечка кибрит или фокусиран слънчев лъч. Изпъкнал стъклен фрагмент, например дъно на буркан, може да концентрира пряката радиация ориентировъчно 40–60 пъти, до 20–30 kW/m², което е достатъчно за запалване. Този механизъм е физически възможен, но изисква специфична геометрия и неподвижно фокусно петно за десетки секунди, поради което е рядък. Небрежно боравене с открит огън или тлеещ източник също не може да бъде изключено. Без оглед конкретният източник не може да бъде установен категорично.</w:t>
-      </w:r>
-    </w:p>
-    <w:p>
-      <w:pPr>
-        <w:spacing w:line="320" w:lineRule="exact"/>
-        <w:ind w:firstLine="851"/>
-        <w:jc w:val="both"/>
-      </w:pPr>
-      <w:r>
-        <w:t xml:space="preserve">Обобщен отговор на въпрос № 1:</w:t>
-      </w:r>
-    </w:p>
-    <w:p>
-      <w:pPr>
-        <w:spacing w:line="320" w:lineRule="exact"/>
-        <w:ind w:firstLine="851"/>
-        <w:jc w:val="both"/>
-      </w:pPr>
-      <w:r>
-        <w:t xml:space="preserve">Непосредствената причина за пожара е запалване на суха тревна растителност в двора на имота на ул. „Стара планина“ № 6 (граничещ с ул. „Трети март“ № 23), с. Буковлък, от външен топлинен източник с ниска мощност, при горещо, сухо и слънчево време. Най-съответстващ на данните е механизмът на фокусиране на слънчевата радиация от стъклени фрагменти, но поради липсата на оглед той не може да бъде потвърден категорично, а небрежност с открит огън или тлеещ източник не може да бъде изключена.</w:t>
-      </w:r>
-    </w:p>
-    <w:p>
-      <w:pPr>
-        <w:spacing w:line="320" w:lineRule="exact"/>
-        <w:ind w:firstLine="851"/>
-        <w:jc w:val="both"/>
-      </w:pPr>
-    </w:p>
-    <w:p>
-      <w:pPr>
-        <w:spacing w:line="320" w:lineRule="exact"/>
-        <w:ind w:firstLine="851"/>
-      </w:pPr>
-      <w:r>
-        <w:rPr>
-          <w:u w:val="single"/>
-        </w:rPr>
-        <w:t xml:space="preserve">Отговор на въпрос № 2:</w:t>
-      </w:r>
-    </w:p>
-    <w:p>
-      <w:pPr>
-        <w:spacing w:line="320" w:lineRule="exact"/>
-        <w:ind w:firstLine="851"/>
-        <w:jc w:val="both"/>
-      </w:pPr>
-      <w:r>
-        <w:t xml:space="preserve">За възникването на пожара са способствали изсушената тревна растителност в двора при горещо, сухо и слънчево време и разпръснатите счупени стъкла.</w:t>
-      </w:r>
-    </w:p>
-    <w:p>
-      <w:pPr>
-        <w:spacing w:line="320" w:lineRule="exact"/>
-        <w:ind w:firstLine="851"/>
-        <w:jc w:val="both"/>
-      </w:pPr>
-      <w:r>
-        <w:t xml:space="preserve">За разпространението му са способствали:</w:t>
-      </w:r>
-    </w:p>
-    <w:p>
-      <w:pPr>
-        <w:spacing w:line="320" w:lineRule="exact"/>
-        <w:ind w:firstLine="851"/>
-        <w:jc w:val="both"/>
-      </w:pPr>
-      <w:r>
-        <w:t xml:space="preserve">– значителното горимо натоварване в непосредствена близост едно до друго: слама, люцерна, сено, около 10 m³ дърва и паянтови постройки с дървени покриви;</w:t>
-      </w:r>
-    </w:p>
-    <w:p>
-      <w:pPr>
-        <w:spacing w:line="320" w:lineRule="exact"/>
-        <w:ind w:firstLine="851"/>
-        <w:jc w:val="both"/>
-      </w:pPr>
-      <w:r>
-        <w:t xml:space="preserve">– вятърът 4–4,5 m/s с пориви до около 9,5 m/s;</w:t>
-      </w:r>
-    </w:p>
-    <w:p>
-      <w:pPr>
-        <w:spacing w:line="320" w:lineRule="exact"/>
-        <w:ind w:firstLine="851"/>
-        <w:jc w:val="both"/>
-      </w:pPr>
-      <w:r>
-        <w:t xml:space="preserve">– отсъствието на собствениците и късното откриване;</w:t>
-      </w:r>
-    </w:p>
-    <w:p>
-      <w:pPr>
-        <w:spacing w:line="320" w:lineRule="exact"/>
-        <w:ind w:firstLine="851"/>
-        <w:jc w:val="both"/>
-      </w:pPr>
-      <w:r>
-        <w:t xml:space="preserve">– свободното развитие на пожара около 13–20 минути до началото на гасенето в 11:11 ч.</w:t>
-      </w:r>
-    </w:p>
-    <w:p>
-      <w:pPr>
-        <w:spacing w:line="320" w:lineRule="exact"/>
-        <w:ind w:firstLine="851"/>
-        <w:jc w:val="both"/>
-      </w:pPr>
-    </w:p>
-    <w:p>
-      <w:pPr>
-        <w:spacing w:line="320" w:lineRule="exact"/>
-        <w:ind w:firstLine="851"/>
-      </w:pPr>
-      <w:r>
-        <w:rPr>
-          <w:u w:val="single"/>
-        </w:rPr>
-        <w:t xml:space="preserve">Отговор на въпрос № 3:</w:t>
-      </w:r>
-    </w:p>
-    <w:p>
-      <w:pPr>
-        <w:spacing w:line="320" w:lineRule="exact"/>
-        <w:ind w:firstLine="851"/>
-        <w:jc w:val="both"/>
-      </w:pPr>
-      <w:r>
-        <w:t xml:space="preserve">Суха трева в двора се запалва от външен топлинен източник с ниска мощност (виж отговора на въпрос № 1). Под действието на вятъра горенето се разпространява по тревата до рулата слама и дървата. Оттам, чрез пряк контакт с пламъка, радиационен топлинен поток и летящи искри, огънят обхваща дървените конструкции на постройките и съхраняваните в тях сено и покъщнина.</w:t>
-      </w:r>
-    </w:p>
-    <w:p>
-      <w:pPr>
-        <w:spacing w:line="320" w:lineRule="exact"/>
-        <w:ind w:firstLine="851"/>
-        <w:jc w:val="both"/>
-      </w:pPr>
-    </w:p>
-    <w:p>
-      <w:pPr>
-        <w:spacing w:line="320" w:lineRule="exact"/>
-        <w:ind w:firstLine="851"/>
-      </w:pPr>
-      <w:r>
-        <w:rPr>
-          <w:u w:val="single"/>
-        </w:rPr>
-        <w:t xml:space="preserve">Отговор на въпрос № 4:</w:t>
-      </w:r>
-    </w:p>
-    <w:p>
-      <w:pPr>
-        <w:spacing w:line="320" w:lineRule="exact"/>
-        <w:ind w:firstLine="851"/>
-        <w:jc w:val="both"/>
-      </w:pPr>
-      <w:r>
-        <w:t xml:space="preserve">Поради липсата на оглед огнището не може да бъде определено по огнищни признаци. По косвени данни то е установено въз основа на първото обаждане на 112, показанията на собствениците и свидетелите и последователността на обхващане на обектите.</w:t>
-      </w:r>
-    </w:p>
-    <w:p>
-      <w:pPr>
-        <w:spacing w:line="320" w:lineRule="exact"/>
-        <w:ind w:firstLine="851"/>
-        <w:jc w:val="both"/>
-      </w:pPr>
-      <w:r>
-        <w:t xml:space="preserve">Ядрото на пожара се е намирало в двора на имота на ул. „Стара планина“ № 6, с. Буковлък, в участъка със суха трева в близост до бараката и рулата слама.</w:t>
-      </w:r>
-    </w:p>
-    <w:p>
-      <w:pPr>
-        <w:spacing w:line="320" w:lineRule="exact"/>
-        <w:ind w:firstLine="851"/>
-        <w:jc w:val="both"/>
-      </w:pPr>
-    </w:p>
-    <w:p>
-      <w:pPr>
-        <w:spacing w:line="320" w:lineRule="exact"/>
-        <w:ind w:firstLine="851"/>
-      </w:pPr>
-      <w:r>
-        <w:rPr>
-          <w:u w:val="single"/>
-        </w:rPr>
-        <w:t xml:space="preserve">Отговор на въпрос № 5:</w:t>
-      </w:r>
-    </w:p>
-    <w:p>
-      <w:pPr>
-        <w:spacing w:line="320" w:lineRule="exact"/>
-        <w:ind w:firstLine="851"/>
-        <w:jc w:val="both"/>
-      </w:pPr>
-      <w:r>
-        <w:t xml:space="preserve">Пожарът възниква в сухата трева в двора на ул. „Стара планина“ № 6. Разпространява се последователно по посока на вятъра към рулата слама и дървата, след това към паянтовите постройки и лекия автомобил в двора и накрая към стопанските постройки в съседния имот на ул. „Трети март“ № 23. Общата площ на пожара е 150 m².</w:t>
-      </w:r>
-    </w:p>
-    <w:p>
-      <w:pPr>
-        <w:spacing w:line="320" w:lineRule="exact"/>
-        <w:ind w:firstLine="851"/>
-        <w:jc w:val="both"/>
-      </w:pPr>
-      <w:r>
-        <w:t xml:space="preserve">Пожарът е обхванал сгради, но в материалите няма данни да е обхванал обработваеми земи, ниви с насаждения или стърнища. Той е протекъл в границите на урбанизираната територия.</w:t>
-      </w:r>
-    </w:p>
-    <w:p>
-      <w:pPr>
-        <w:spacing w:line="320" w:lineRule="exact"/>
-        <w:ind w:firstLine="851"/>
-        <w:jc w:val="both"/>
-      </w:pPr>
-    </w:p>
-    <w:p>
-      <w:pPr>
-        <w:spacing w:line="320" w:lineRule="exact"/>
-        <w:ind w:firstLine="851"/>
-      </w:pPr>
-      <w:r>
-        <w:rPr>
-          <w:u w:val="single"/>
-        </w:rPr>
-        <w:t xml:space="preserve">Отговор на въпрос № 6:</w:t>
-      </w:r>
-    </w:p>
-    <w:p>
-      <w:pPr>
-        <w:spacing w:line="320" w:lineRule="exact"/>
-        <w:ind w:firstLine="851"/>
-        <w:jc w:val="both"/>
-      </w:pPr>
-      <w:r>
-        <w:t xml:space="preserve">Началото на пожара се приема ориентировъчно в интервала 10:50–10:58 ч., като обективно първото обаждане на 112 е в 10:58:14 ч. Пожарът се развива свободно до 11:11 ч., локализиран е в 12:40 ч. и е ликвидиран в 13:05 ч.</w:t>
-      </w:r>
-    </w:p>
-    <w:p>
-      <w:pPr>
-        <w:spacing w:line="320" w:lineRule="exact"/>
-        <w:ind w:firstLine="851"/>
-        <w:jc w:val="both"/>
-      </w:pPr>
-      <w:r>
-        <w:t xml:space="preserve">Продължителността на пожара е около 2 часа и 7–15 минути.</w:t>
-      </w:r>
-    </w:p>
-    <w:p>
-      <w:pPr>
-        <w:spacing w:line="320" w:lineRule="exact"/>
-        <w:ind w:firstLine="851"/>
-        <w:jc w:val="both"/>
-      </w:pPr>
-    </w:p>
-    <w:p>
-      <w:pPr>
-        <w:spacing w:line="320" w:lineRule="exact"/>
-        <w:ind w:firstLine="851"/>
-      </w:pPr>
-      <w:r>
-        <w:rPr>
-          <w:u w:val="single"/>
-        </w:rPr>
-        <w:t xml:space="preserve">Отговор на въпрос № 7:</w:t>
-      </w:r>
-    </w:p>
-    <w:p>
-      <w:pPr>
-        <w:spacing w:line="320" w:lineRule="exact"/>
-        <w:ind w:firstLine="851"/>
-        <w:jc w:val="both"/>
-      </w:pPr>
-      <w:r>
-        <w:t xml:space="preserve">Реалната опасност се обуславя от голямото горимо натоварване, интензивния радиационен поток от горящите слама и дърва, вятъра, компактното застрояване и свободното развитие на пожара.</w:t>
-      </w:r>
-    </w:p>
-    <w:p>
-      <w:pPr>
-        <w:spacing w:line="320" w:lineRule="exact"/>
-        <w:ind w:firstLine="851"/>
-        <w:jc w:val="both"/>
-      </w:pPr>
-      <w:r>
-        <w:t xml:space="preserve">Съществувала е реална опасност от разпространение на пожара върху съседни сгради и тя частично се е реализирала: обхванати са стопанските постройки на ул. „Трети март“ № 23. По-нататъшното разпространение е предотвратено от пожарните екипи, при което са спасени 2 сгради.</w:t>
-      </w:r>
-    </w:p>
-    <w:p>
-      <w:pPr>
-        <w:spacing w:line="320" w:lineRule="exact"/>
-        <w:ind w:firstLine="851"/>
-        <w:jc w:val="both"/>
-      </w:pPr>
-    </w:p>
-    <w:p>
-      <w:pPr>
-        <w:spacing w:line="320" w:lineRule="exact"/>
-        <w:ind w:firstLine="851"/>
-      </w:pPr>
-      <w:r>
-        <w:rPr>
-          <w:u w:val="single"/>
-        </w:rPr>
-        <w:t xml:space="preserve">Отговор на въпрос № 8:</w:t>
-      </w:r>
-    </w:p>
-    <w:p>
-      <w:pPr>
-        <w:spacing w:line="320" w:lineRule="exact"/>
-        <w:ind w:firstLine="851"/>
-        <w:jc w:val="both"/>
-      </w:pPr>
-      <w:r>
-        <w:t xml:space="preserve">1. По делото не е извършен оглед и не са приложени фотоматериали. Изводите са направени по косвен път – въз основа на записите на 112, показанията на свидетелите и документите на РДПБЗН – Плевен.</w:t>
-      </w:r>
-    </w:p>
-    <w:p>
-      <w:pPr>
-        <w:spacing w:line="320" w:lineRule="exact"/>
-        <w:ind w:firstLine="851"/>
-        <w:jc w:val="both"/>
-      </w:pPr>
-      <w:r>
-        <w:t xml:space="preserve">2. В материалите има противоречия относно наличието на електроинсталация, обхващането на жилищната сграда и часа на пожара. Те не влияят на изводите. Обективното време е по записите на 112.</w:t>
-      </w:r>
-    </w:p>
-    <w:p>
-      <w:pPr>
-        <w:spacing w:line="320" w:lineRule="exact"/>
-        <w:ind w:firstLine="851"/>
-        <w:jc w:val="both"/>
-      </w:pPr>
-      <w:r>
-        <w:t xml:space="preserve">3. Метеорологичните данни са ретроспективни и имат ориентировъчен характер. При нужда може да се изиска справка от НИМХ.</w:t>
-      </w:r>
     </w:p>
     <w:p/>
     <w:p/>
@@ -1626,7 +1050,7 @@
               </w:rPr>
             </w:pPr>
             <w:r>
-              <w:t xml:space="preserve">21.09.2026 г.</w:t>
+              <w:t xml:space="preserve">[дата]</w:t>
             </w:r>
           </w:p>
         </w:tc>
@@ -1826,7 +1250,7 @@
                 <w:szCs w:val="24"/>
                 <w:lang w:val="bg-BG"/>
               </w:rPr>
-              <w:t xml:space="preserve">Екз. № 2 – Първо РУ – Плевен</w:t>
+              <w:t xml:space="preserve">Екз. № 2 – [получател]</w:t>
             </w:r>
           </w:p>
         </w:tc>

--- a/plugins/fire-service/skills/eptz/assets/eptz_template.docx
+++ b/plugins/fire-service/skills/eptz/assets/eptz_template.docx
@@ -149,18 +149,6 @@
       </w:r>
     </w:p>
     <w:p/>
-    <w:p>
-      <w:pPr>
-        <w:jc w:val="center"/>
-      </w:pPr>
-      <w:r>
-        <w:rPr>
-          <w:color w:val="C00000"/>
-          <w:sz w:val="22"/>
-        </w:rPr>
-        <w:t>ЧЕРНОВА — изготвена с помощта на изкуствен интелект. Подлежи на проверка, редакция и утвърждаване от правоспособен експерт преди подписване.</w:t>
-      </w:r>
-    </w:p>
     <w:p>
       <w:pPr>
         <w:spacing w:line="320" w:lineRule="exact"/>
@@ -1390,13 +1378,6 @@
         <w:rStyle w:val="PageNumber"/>
       </w:rPr>
       <w:fldChar w:fldCharType="end"/>
-    </w:r>
-    <w:r>
-      <w:rPr>
-        <w:color w:val="C00000"/>
-        <w:sz w:val="16"/>
-      </w:rPr>
-      <w:t xml:space="preserve">  |  ЧЕРНОВА (AI) — за проверка от правоспособен експерт преди подписване.</w:t>
     </w:r>
   </w:p>
   <w:p>
